--- a/en/wisdom-stories/choosing-friends.docx
+++ b/en/wisdom-stories/choosing-friends.docx
@@ -53,7 +53,7 @@
         <w:rPr>
           <w:lang/>
         </w:rPr>
-        <w:t>Do not befriend the dishonourable. They break their promises, abandon you in difficult times, and fail to value friendship—and you will be hurt.</w:t>
+        <w:t xml:space="preserve">Do not befriend the dishonorable. They break their promises, abandon you in difficult times, and fail to value friendship—and you will be hurt.</w:t>
       </w:r>
     </w:p>
     <w:p>
